--- a/zht/docx/094.content.docx
+++ b/zht/docx/094.content.docx
@@ -150,26 +150,6 @@
           <w:lang w:val="zh_TW" w:bidi="zh_TW"/>
         </w:rPr>
         <w:t>xie</w:t>
-      </w:r>
-      <w:r>
-        <w:rPr>
-          <w:lang w:val="zh_TW" w:bidi="zh_TW"/>
-        </w:rPr>
-      </w:r>
-    </w:p>
-    <w:p>
-      <w:pPr/>
-      <w:r>
-        <w:rPr>
-          <w:lang w:val="zh_TW" w:bidi="zh_TW"/>
-        </w:rPr>
-      </w:r>
-      <w:r>
-        <w:rPr>
-          <w:i/>
-          <w:lang w:val="zh_TW" w:bidi="zh_TW"/>
-        </w:rPr>
-        <w:t>褻瀆</w:t>
       </w:r>
       <w:r>
         <w:rPr>

--- a/zht/docx/094.content.docx
+++ b/zht/docx/094.content.docx
@@ -19,7 +19,7 @@
         <w:rPr>
           <w:lang w:val="zh_TW" w:bidi="zh_TW"/>
         </w:rPr>
-        <w:t>Resource: Study Notes - Themes (Tyndale)</w:t>
+        <w:t>Resource: Tyndale Open Study Notes</w:t>
       </w:r>
       <w:r>
         <w:rPr>
@@ -112,7 +112,7 @@
         <w:rPr>
           <w:lang w:val="zh_TW" w:bidi="zh_TW"/>
         </w:rPr>
-        <w:t>Study Notes - Themes (Tyndale)</w:t>
+        <w:t>Tyndale Open Study Notes</w:t>
       </w:r>
     </w:p>
     <w:p>

--- a/zht/docx/094.content.docx
+++ b/zht/docx/094.content.docx
@@ -19,7 +19,7 @@
         <w:rPr>
           <w:lang w:val="zh_TW" w:bidi="zh_TW"/>
         </w:rPr>
-        <w:t>Resource: Tyndale Open Study Notes</w:t>
+        <w:t>Resource: Aquifer Open Study Notes (Themes)</w:t>
       </w:r>
       <w:r>
         <w:rPr>
@@ -112,7 +112,7 @@
         <w:rPr>
           <w:lang w:val="zh_TW" w:bidi="zh_TW"/>
         </w:rPr>
-        <w:t>Tyndale Open Study Notes</w:t>
+        <w:t>Aquifer Open Study Notes (Themes)</w:t>
       </w:r>
     </w:p>
     <w:p>

--- a/zht/docx/094.content.docx
+++ b/zht/docx/094.content.docx
@@ -233,36 +233,24 @@
         </w:rPr>
         <w:t>褻瀆是指對聖潔或分別為聖的事物不敬、損害或濫用的行為。早自伊甸園時期，人類就已試圖將神分別為聖之處或物，據為己有（</w:t>
       </w:r>
-      <w:hyperlink r:id="rId13">
-        <w:r>
-          <w:rPr>
-            <w:lang w:val="zh_TW" w:bidi="zh_TW"/>
-          </w:rPr>
-          <w:rPr>
-            <w:color w:val="0000EE"/>
-            <w:u w:val="single"/>
-          </w:rPr>
-          <w:t>創2:15–17</w:t>
-        </w:r>
-      </w:hyperlink>
+      <w:r>
+        <w:rPr>
+          <w:lang w:val="zh_TW" w:bidi="zh_TW"/>
+        </w:rPr>
+        <w:t>創2:15–17</w:t>
+      </w:r>
       <w:r>
         <w:rPr>
           <w:lang w:val="zh_TW" w:bidi="zh_TW"/>
         </w:rPr>
         <w:t>，</w:t>
       </w:r>
-      <w:hyperlink r:id="rId14">
-        <w:r>
-          <w:rPr>
-            <w:lang w:val="zh_TW" w:bidi="zh_TW"/>
-          </w:rPr>
-          <w:rPr>
-            <w:color w:val="0000EE"/>
-            <w:u w:val="single"/>
-          </w:rPr>
-          <w:t>3:1–6</w:t>
-        </w:r>
-      </w:hyperlink>
+      <w:r>
+        <w:rPr>
+          <w:lang w:val="zh_TW" w:bidi="zh_TW"/>
+        </w:rPr>
+        <w:t>3:1–6</w:t>
+      </w:r>
       <w:r>
         <w:rPr>
           <w:lang w:val="zh_TW" w:bidi="zh_TW"/>
@@ -283,36 +271,24 @@
         </w:rPr>
         <w:t>當人不尊重衪的聖令時，《聖經》顯示神發怒並降下立即的懲罰。神召拿答與亞比戶帶領以色列以正確方式來進行敬拜。但當他們忽視神對祭司職責的明確指示時，他們即刻因自己的罪而死（</w:t>
       </w:r>
-      <w:hyperlink r:id="rId15">
-        <w:r>
-          <w:rPr>
-            <w:lang w:val="zh_TW" w:bidi="zh_TW"/>
-          </w:rPr>
-          <w:rPr>
-            <w:color w:val="0000EE"/>
-            <w:u w:val="single"/>
-          </w:rPr>
-          <w:t>利10:1–20</w:t>
-        </w:r>
-      </w:hyperlink>
+      <w:r>
+        <w:rPr>
+          <w:lang w:val="zh_TW" w:bidi="zh_TW"/>
+        </w:rPr>
+        <w:t>利10:1–20</w:t>
+      </w:r>
       <w:r>
         <w:rPr>
           <w:lang w:val="zh_TW" w:bidi="zh_TW"/>
         </w:rPr>
         <w:t>）。當耶穌帶著鞭子進入聖殿時，衪彰顯了神公義的忿怒，衪驅逐了那些為了利益而污穢聖殿的商人以及兌換銀錢的人（</w:t>
       </w:r>
-      <w:hyperlink r:id="rId16">
-        <w:r>
-          <w:rPr>
-            <w:lang w:val="zh_TW" w:bidi="zh_TW"/>
-          </w:rPr>
-          <w:rPr>
-            <w:color w:val="0000EE"/>
-            <w:u w:val="single"/>
-          </w:rPr>
-          <w:t>約2:13–16</w:t>
-        </w:r>
-      </w:hyperlink>
+      <w:r>
+        <w:rPr>
+          <w:lang w:val="zh_TW" w:bidi="zh_TW"/>
+        </w:rPr>
+        <w:t>約2:13–16</w:t>
+      </w:r>
       <w:r>
         <w:rPr>
           <w:lang w:val="zh_TW" w:bidi="zh_TW"/>
@@ -347,18 +323,12 @@
         </w:rPr>
         <w:t>烏西雅王犯了一個嚴重的錯誤，他「進耶和華的殿，要在香壇上燒香」（</w:t>
       </w:r>
-      <w:hyperlink r:id="rId17">
-        <w:r>
-          <w:rPr>
-            <w:lang w:val="zh_TW" w:bidi="zh_TW"/>
-          </w:rPr>
-          <w:rPr>
-            <w:color w:val="0000EE"/>
-            <w:u w:val="single"/>
-          </w:rPr>
-          <w:t>代下26:16</w:t>
-        </w:r>
-      </w:hyperlink>
+      <w:r>
+        <w:rPr>
+          <w:lang w:val="zh_TW" w:bidi="zh_TW"/>
+        </w:rPr>
+        <w:t>代下26:16</w:t>
+      </w:r>
       <w:r>
         <w:rPr>
           <w:lang w:val="zh_TW" w:bidi="zh_TW"/>
@@ -379,18 +349,12 @@
         </w:rPr>
         <w:t>他是從神的子民中被揀選出來的神的僕人，為要「謹守遵行」社群中的聖約（</w:t>
       </w:r>
-      <w:hyperlink r:id="rId18">
-        <w:r>
-          <w:rPr>
-            <w:lang w:val="zh_TW" w:bidi="zh_TW"/>
-          </w:rPr>
-          <w:rPr>
-            <w:color w:val="0000EE"/>
-            <w:u w:val="single"/>
-          </w:rPr>
-          <w:t>申17:18–20</w:t>
-        </w:r>
-      </w:hyperlink>
+      <w:r>
+        <w:rPr>
+          <w:lang w:val="zh_TW" w:bidi="zh_TW"/>
+        </w:rPr>
+        <w:t>申17:18–20</w:t>
+      </w:r>
       <w:r>
         <w:rPr>
           <w:lang w:val="zh_TW" w:bidi="zh_TW"/>
@@ -411,18 +375,12 @@
         </w:rPr>
         <w:t>與烏西雅的驕傲相比，大衛王顯為謙卑（</w:t>
       </w:r>
-      <w:hyperlink r:id="rId19">
-        <w:r>
-          <w:rPr>
-            <w:lang w:val="zh_TW" w:bidi="zh_TW"/>
-          </w:rPr>
-          <w:rPr>
-            <w:color w:val="0000EE"/>
-            <w:u w:val="single"/>
-          </w:rPr>
-          <w:t>撒上21:1–9</w:t>
-        </w:r>
-      </w:hyperlink>
+      <w:r>
+        <w:rPr>
+          <w:lang w:val="zh_TW" w:bidi="zh_TW"/>
+        </w:rPr>
+        <w:t>撒上21:1–9</w:t>
+      </w:r>
       <w:r>
         <w:rPr>
           <w:lang w:val="zh_TW" w:bidi="zh_TW"/>
@@ -443,18 +401,12 @@
         </w:rPr>
         <w:t>相反地，烏西雅進入了聖殿，對這個聖所毫無尊重（</w:t>
       </w:r>
-      <w:hyperlink r:id="rId17">
-        <w:r>
-          <w:rPr>
-            <w:lang w:val="zh_TW" w:bidi="zh_TW"/>
-          </w:rPr>
-          <w:rPr>
-            <w:color w:val="0000EE"/>
-            <w:u w:val="single"/>
-          </w:rPr>
-          <w:t>26:16</w:t>
-        </w:r>
-      </w:hyperlink>
+      <w:r>
+        <w:rPr>
+          <w:lang w:val="zh_TW" w:bidi="zh_TW"/>
+        </w:rPr>
+        <w:t>26:16</w:t>
+      </w:r>
       <w:r>
         <w:rPr>
           <w:lang w:val="zh_TW" w:bidi="zh_TW"/>
@@ -489,72 +441,48 @@
         </w:rPr>
         <w:t>在新約中，通過耶穌基督，神的聖所不再僅限於耶路撒冷的聖殿或任何建築物。衪將那些信靠衪之人的生命分別出來（</w:t>
       </w:r>
-      <w:hyperlink r:id="rId20">
-        <w:r>
-          <w:rPr>
-            <w:lang w:val="zh_TW" w:bidi="zh_TW"/>
-          </w:rPr>
-          <w:rPr>
-            <w:color w:val="0000EE"/>
-            <w:u w:val="single"/>
-          </w:rPr>
-          <w:t>林前6:19–20</w:t>
-        </w:r>
-      </w:hyperlink>
+      <w:r>
+        <w:rPr>
+          <w:lang w:val="zh_TW" w:bidi="zh_TW"/>
+        </w:rPr>
+        <w:t>林前6:19–20</w:t>
+      </w:r>
       <w:r>
         <w:rPr>
           <w:lang w:val="zh_TW" w:bidi="zh_TW"/>
         </w:rPr>
         <w:t>）。藉著衪的恩典，神使新約的子民成為祂在地上的聖殿（</w:t>
       </w:r>
-      <w:hyperlink r:id="rId21">
-        <w:r>
-          <w:rPr>
-            <w:lang w:val="zh_TW" w:bidi="zh_TW"/>
-          </w:rPr>
-          <w:rPr>
-            <w:color w:val="0000EE"/>
-            <w:u w:val="single"/>
-          </w:rPr>
-          <w:t>彼前2:4–5</w:t>
-        </w:r>
-      </w:hyperlink>
+      <w:r>
+        <w:rPr>
+          <w:lang w:val="zh_TW" w:bidi="zh_TW"/>
+        </w:rPr>
+        <w:t>彼前2:4–5</w:t>
+      </w:r>
       <w:r>
         <w:rPr>
           <w:lang w:val="zh_TW" w:bidi="zh_TW"/>
         </w:rPr>
         <w:t>）。他們成為衪的聖潔臨到受造物之處。當所有的天和地都成為神的聖殿時，歷史才會完結（</w:t>
       </w:r>
-      <w:hyperlink r:id="rId22">
-        <w:r>
-          <w:rPr>
-            <w:lang w:val="zh_TW" w:bidi="zh_TW"/>
-          </w:rPr>
-          <w:rPr>
-            <w:color w:val="0000EE"/>
-            <w:u w:val="single"/>
-          </w:rPr>
-          <w:t>賽65:17–18</w:t>
-        </w:r>
-      </w:hyperlink>
+      <w:r>
+        <w:rPr>
+          <w:lang w:val="zh_TW" w:bidi="zh_TW"/>
+        </w:rPr>
+        <w:t>賽65:17–18</w:t>
+      </w:r>
       <w:r>
         <w:rPr>
           <w:lang w:val="zh_TW" w:bidi="zh_TW"/>
         </w:rPr>
         <w:t>；</w:t>
       </w:r>
-      <w:hyperlink r:id="rId23">
-        <w:r>
-          <w:rPr>
-            <w:lang w:val="zh_TW" w:bidi="zh_TW"/>
-          </w:rPr>
-          <w:rPr>
-            <w:color w:val="0000EE"/>
-            <w:u w:val="single"/>
-          </w:rPr>
-          <w:t>啟21:1–2</w:t>
-        </w:r>
-      </w:hyperlink>
+      <w:r>
+        <w:rPr>
+          <w:lang w:val="zh_TW" w:bidi="zh_TW"/>
+        </w:rPr>
+        <w:t>啟21:1–2</w:t>
+      </w:r>
       <w:r>
         <w:rPr>
           <w:lang w:val="zh_TW" w:bidi="zh_TW"/>
@@ -584,180 +512,120 @@
           <w:lang w:val="zh_TW" w:bidi="zh_TW"/>
         </w:rPr>
       </w:r>
-      <w:hyperlink r:id="rId13">
-        <w:r>
-          <w:rPr>
-            <w:lang w:val="zh_TW" w:bidi="zh_TW"/>
-          </w:rPr>
-          <w:rPr>
-            <w:color w:val="0000EE"/>
-            <w:u w:val="single"/>
-          </w:rPr>
-          <w:t>創2:15–17</w:t>
-        </w:r>
-      </w:hyperlink>
+      <w:r>
+        <w:rPr>
+          <w:lang w:val="zh_TW" w:bidi="zh_TW"/>
+        </w:rPr>
+        <w:t>創2:15–17</w:t>
+      </w:r>
       <w:r>
         <w:rPr>
           <w:lang w:val="zh_TW" w:bidi="zh_TW"/>
         </w:rPr>
         <w:t>，</w:t>
       </w:r>
-      <w:hyperlink r:id="rId14">
-        <w:r>
-          <w:rPr>
-            <w:lang w:val="zh_TW" w:bidi="zh_TW"/>
-          </w:rPr>
-          <w:rPr>
-            <w:color w:val="0000EE"/>
-            <w:u w:val="single"/>
-          </w:rPr>
-          <w:t>3:1–6</w:t>
-        </w:r>
-      </w:hyperlink>
+      <w:r>
+        <w:rPr>
+          <w:lang w:val="zh_TW" w:bidi="zh_TW"/>
+        </w:rPr>
+        <w:t>3:1–6</w:t>
+      </w:r>
       <w:r>
         <w:rPr>
           <w:lang w:val="zh_TW" w:bidi="zh_TW"/>
         </w:rPr>
         <w:t>；</w:t>
       </w:r>
-      <w:hyperlink r:id="rId24">
-        <w:r>
-          <w:rPr>
-            <w:lang w:val="zh_TW" w:bidi="zh_TW"/>
-          </w:rPr>
-          <w:rPr>
-            <w:color w:val="0000EE"/>
-            <w:u w:val="single"/>
-          </w:rPr>
-          <w:t>出19:12–13</w:t>
-        </w:r>
-      </w:hyperlink>
+      <w:r>
+        <w:rPr>
+          <w:lang w:val="zh_TW" w:bidi="zh_TW"/>
+        </w:rPr>
+        <w:t>出19:12–13</w:t>
+      </w:r>
       <w:r>
         <w:rPr>
           <w:lang w:val="zh_TW" w:bidi="zh_TW"/>
         </w:rPr>
         <w:t>，</w:t>
       </w:r>
-      <w:hyperlink r:id="rId25">
-        <w:r>
-          <w:rPr>
-            <w:lang w:val="zh_TW" w:bidi="zh_TW"/>
-          </w:rPr>
-          <w:rPr>
-            <w:color w:val="0000EE"/>
-            <w:u w:val="single"/>
-          </w:rPr>
-          <w:t>31:14–15</w:t>
-        </w:r>
-      </w:hyperlink>
+      <w:r>
+        <w:rPr>
+          <w:lang w:val="zh_TW" w:bidi="zh_TW"/>
+        </w:rPr>
+        <w:t>31:14–15</w:t>
+      </w:r>
       <w:r>
         <w:rPr>
           <w:lang w:val="zh_TW" w:bidi="zh_TW"/>
         </w:rPr>
         <w:t>；</w:t>
       </w:r>
-      <w:hyperlink r:id="rId15">
-        <w:r>
-          <w:rPr>
-            <w:lang w:val="zh_TW" w:bidi="zh_TW"/>
-          </w:rPr>
-          <w:rPr>
-            <w:color w:val="0000EE"/>
-            <w:u w:val="single"/>
-          </w:rPr>
-          <w:t>利10:1–20</w:t>
-        </w:r>
-      </w:hyperlink>
+      <w:r>
+        <w:rPr>
+          <w:lang w:val="zh_TW" w:bidi="zh_TW"/>
+        </w:rPr>
+        <w:t>利10:1–20</w:t>
+      </w:r>
       <w:r>
         <w:rPr>
           <w:lang w:val="zh_TW" w:bidi="zh_TW"/>
         </w:rPr>
         <w:t>，</w:t>
       </w:r>
-      <w:hyperlink r:id="rId26">
-        <w:r>
-          <w:rPr>
-            <w:lang w:val="zh_TW" w:bidi="zh_TW"/>
-          </w:rPr>
-          <w:rPr>
-            <w:color w:val="0000EE"/>
-            <w:u w:val="single"/>
-          </w:rPr>
-          <w:t>24:16–17</w:t>
-        </w:r>
-      </w:hyperlink>
+      <w:r>
+        <w:rPr>
+          <w:lang w:val="zh_TW" w:bidi="zh_TW"/>
+        </w:rPr>
+        <w:t>24:16–17</w:t>
+      </w:r>
       <w:r>
         <w:rPr>
           <w:lang w:val="zh_TW" w:bidi="zh_TW"/>
         </w:rPr>
         <w:t>；</w:t>
       </w:r>
-      <w:hyperlink r:id="rId27">
-        <w:r>
-          <w:rPr>
-            <w:lang w:val="zh_TW" w:bidi="zh_TW"/>
-          </w:rPr>
-          <w:rPr>
-            <w:color w:val="0000EE"/>
-            <w:u w:val="single"/>
-          </w:rPr>
-          <w:t>民1:51</w:t>
-        </w:r>
-      </w:hyperlink>
+      <w:r>
+        <w:rPr>
+          <w:lang w:val="zh_TW" w:bidi="zh_TW"/>
+        </w:rPr>
+        <w:t>民1:51</w:t>
+      </w:r>
       <w:r>
         <w:rPr>
           <w:lang w:val="zh_TW" w:bidi="zh_TW"/>
         </w:rPr>
         <w:t>，</w:t>
       </w:r>
-      <w:hyperlink r:id="rId28">
-        <w:r>
-          <w:rPr>
-            <w:lang w:val="zh_TW" w:bidi="zh_TW"/>
-          </w:rPr>
-          <w:rPr>
-            <w:color w:val="0000EE"/>
-            <w:u w:val="single"/>
-          </w:rPr>
-          <w:t>15:32–36</w:t>
-        </w:r>
-      </w:hyperlink>
+      <w:r>
+        <w:rPr>
+          <w:lang w:val="zh_TW" w:bidi="zh_TW"/>
+        </w:rPr>
+        <w:t>15:32–36</w:t>
+      </w:r>
       <w:r>
         <w:rPr>
           <w:lang w:val="zh_TW" w:bidi="zh_TW"/>
         </w:rPr>
         <w:t>，</w:t>
       </w:r>
-      <w:hyperlink r:id="rId29">
-        <w:r>
-          <w:rPr>
-            <w:lang w:val="zh_TW" w:bidi="zh_TW"/>
-          </w:rPr>
-          <w:rPr>
-            <w:color w:val="0000EE"/>
-            <w:u w:val="single"/>
-          </w:rPr>
-          <w:t>代下26:16–21</w:t>
-        </w:r>
-      </w:hyperlink>
+      <w:r>
+        <w:rPr>
+          <w:lang w:val="zh_TW" w:bidi="zh_TW"/>
+        </w:rPr>
+        <w:t>代下26:16–21</w:t>
+      </w:r>
       <w:r>
         <w:rPr>
           <w:lang w:val="zh_TW" w:bidi="zh_TW"/>
         </w:rPr>
         <w:t>；</w:t>
       </w:r>
-      <w:hyperlink r:id="rId20">
-        <w:r>
-          <w:rPr>
-            <w:lang w:val="zh_TW" w:bidi="zh_TW"/>
-          </w:rPr>
-          <w:rPr>
-            <w:color w:val="0000EE"/>
-            <w:u w:val="single"/>
-          </w:rPr>
-          <w:t>林前6:19–20</w:t>
-        </w:r>
-      </w:hyperlink>
+      <w:r>
+        <w:rPr>
+          <w:lang w:val="zh_TW" w:bidi="zh_TW"/>
+        </w:rPr>
+        <w:t>林前6:19–20</w:t>
+      </w:r>
       <w:r>
         <w:rPr>
           <w:lang w:val="zh_TW" w:bidi="zh_TW"/>
